--- a/docs/3-测试报告.docx
+++ b/docs/3-测试报告.docx
@@ -77,6 +77,258 @@
           <w:sz w:val="22"/>
         </w:rPr>
         <w:t>被测对象：dist\Python刷题系统\Python刷题系统.exe</w:t>
+      </w:r>
+    </w:p>
+    <w:p>
+      <w:r>
+        <w:br w:type="page"/>
+      </w:r>
+    </w:p>
+    <w:p>
+      <w:pPr>
+        <w:jc w:val="center"/>
+      </w:pPr>
+      <w:r>
+        <w:rPr>
+          <w:rFonts w:ascii="黑体" w:hAnsi="黑体" w:eastAsia="黑体"/>
+          <w:b/>
+          <w:color w:val="1F2A44"/>
+          <w:sz w:val="32"/>
+        </w:rPr>
+        <w:t>目　录</w:t>
+      </w:r>
+    </w:p>
+    <w:p/>
+    <w:p>
+      <w:pPr>
+        <w:tabs>
+          <w:tab w:pos="8844" w:val="right" w:leader="dot"/>
+        </w:tabs>
+        <w:spacing w:after="40"/>
+      </w:pPr>
+      <w:r>
+        <w:rPr>
+          <w:rFonts w:ascii="宋体" w:hAnsi="宋体" w:eastAsia="宋体"/>
+          <w:b/>
+          <w:color w:val="1F2A44"/>
+          <w:sz w:val="21"/>
+        </w:rPr>
+        <w:t>1 测试概述</w:t>
+      </w:r>
+      <w:r>
+        <w:tab/>
+      </w:r>
+      <w:r>
+        <w:rPr>
+          <w:rFonts w:ascii="宋体" w:hAnsi="宋体" w:eastAsia="宋体"/>
+          <w:b w:val="0"/>
+          <w:color w:val="444444"/>
+          <w:sz w:val="20"/>
+        </w:rPr>
+        <w:t>3</w:t>
+      </w:r>
+    </w:p>
+    <w:p>
+      <w:pPr>
+        <w:tabs>
+          <w:tab w:pos="8844" w:val="right" w:leader="dot"/>
+        </w:tabs>
+        <w:spacing w:after="40"/>
+      </w:pPr>
+      <w:r>
+        <w:rPr>
+          <w:rFonts w:ascii="宋体" w:hAnsi="宋体" w:eastAsia="宋体"/>
+          <w:b/>
+          <w:color w:val="1F2A44"/>
+          <w:sz w:val="21"/>
+        </w:rPr>
+        <w:t>2 题库与判题正确性测试</w:t>
+      </w:r>
+      <w:r>
+        <w:tab/>
+      </w:r>
+      <w:r>
+        <w:rPr>
+          <w:rFonts w:ascii="宋体" w:hAnsi="宋体" w:eastAsia="宋体"/>
+          <w:b w:val="0"/>
+          <w:color w:val="444444"/>
+          <w:sz w:val="20"/>
+        </w:rPr>
+        <w:t>3</w:t>
+      </w:r>
+    </w:p>
+    <w:p>
+      <w:pPr>
+        <w:tabs>
+          <w:tab w:pos="8844" w:val="right" w:leader="dot"/>
+        </w:tabs>
+        <w:spacing w:after="40"/>
+      </w:pPr>
+      <w:r>
+        <w:rPr>
+          <w:rFonts w:ascii="宋体" w:hAnsi="宋体" w:eastAsia="宋体"/>
+          <w:b/>
+          <w:color w:val="1F2A44"/>
+          <w:sz w:val="21"/>
+        </w:rPr>
+        <w:t>2.2 组卷系统测试</w:t>
+      </w:r>
+      <w:r>
+        <w:tab/>
+      </w:r>
+      <w:r>
+        <w:rPr>
+          <w:rFonts w:ascii="宋体" w:hAnsi="宋体" w:eastAsia="宋体"/>
+          <w:b w:val="0"/>
+          <w:color w:val="444444"/>
+          <w:sz w:val="20"/>
+        </w:rPr>
+        <w:t>4</w:t>
+      </w:r>
+    </w:p>
+    <w:p>
+      <w:pPr>
+        <w:tabs>
+          <w:tab w:pos="8844" w:val="right" w:leader="dot"/>
+        </w:tabs>
+        <w:spacing w:after="40"/>
+      </w:pPr>
+      <w:r>
+        <w:rPr>
+          <w:rFonts w:ascii="宋体" w:hAnsi="宋体" w:eastAsia="宋体"/>
+          <w:b/>
+          <w:color w:val="1F2A44"/>
+          <w:sz w:val="21"/>
+        </w:rPr>
+        <w:t>3 交互功能测试</w:t>
+      </w:r>
+      <w:r>
+        <w:tab/>
+      </w:r>
+      <w:r>
+        <w:rPr>
+          <w:rFonts w:ascii="宋体" w:hAnsi="宋体" w:eastAsia="宋体"/>
+          <w:b w:val="0"/>
+          <w:color w:val="444444"/>
+          <w:sz w:val="20"/>
+        </w:rPr>
+        <w:t>4</w:t>
+      </w:r>
+    </w:p>
+    <w:p>
+      <w:pPr>
+        <w:tabs>
+          <w:tab w:pos="8844" w:val="right" w:leader="dot"/>
+        </w:tabs>
+        <w:spacing w:after="40"/>
+      </w:pPr>
+      <w:r>
+        <w:rPr>
+          <w:rFonts w:ascii="宋体" w:hAnsi="宋体" w:eastAsia="宋体"/>
+          <w:b/>
+          <w:color w:val="1F2A44"/>
+          <w:sz w:val="21"/>
+        </w:rPr>
+        <w:t>4 边界与异常测试</w:t>
+      </w:r>
+      <w:r>
+        <w:tab/>
+      </w:r>
+      <w:r>
+        <w:rPr>
+          <w:rFonts w:ascii="宋体" w:hAnsi="宋体" w:eastAsia="宋体"/>
+          <w:b w:val="0"/>
+          <w:color w:val="444444"/>
+          <w:sz w:val="20"/>
+        </w:rPr>
+        <w:t>5</w:t>
+      </w:r>
+    </w:p>
+    <w:p>
+      <w:pPr>
+        <w:tabs>
+          <w:tab w:pos="8844" w:val="right" w:leader="dot"/>
+        </w:tabs>
+        <w:spacing w:after="40"/>
+      </w:pPr>
+      <w:r>
+        <w:rPr>
+          <w:rFonts w:ascii="宋体" w:hAnsi="宋体" w:eastAsia="宋体"/>
+          <w:b/>
+          <w:color w:val="1F2A44"/>
+          <w:sz w:val="21"/>
+        </w:rPr>
+        <w:t>5 打包与部署测试</w:t>
+      </w:r>
+      <w:r>
+        <w:tab/>
+      </w:r>
+      <w:r>
+        <w:rPr>
+          <w:rFonts w:ascii="宋体" w:hAnsi="宋体" w:eastAsia="宋体"/>
+          <w:b w:val="0"/>
+          <w:color w:val="444444"/>
+          <w:sz w:val="20"/>
+        </w:rPr>
+        <w:t>5</w:t>
+      </w:r>
+    </w:p>
+    <w:p>
+      <w:pPr>
+        <w:tabs>
+          <w:tab w:pos="8844" w:val="right" w:leader="dot"/>
+        </w:tabs>
+        <w:spacing w:after="40"/>
+      </w:pPr>
+      <w:r>
+        <w:rPr>
+          <w:rFonts w:ascii="宋体" w:hAnsi="宋体" w:eastAsia="宋体"/>
+          <w:b/>
+          <w:color w:val="1F2A44"/>
+          <w:sz w:val="21"/>
+        </w:rPr>
+        <w:t>6 缺陷记录与处理</w:t>
+      </w:r>
+      <w:r>
+        <w:tab/>
+      </w:r>
+      <w:r>
+        <w:rPr>
+          <w:rFonts w:ascii="宋体" w:hAnsi="宋体" w:eastAsia="宋体"/>
+          <w:b w:val="0"/>
+          <w:color w:val="444444"/>
+          <w:sz w:val="20"/>
+        </w:rPr>
+        <w:t>6</w:t>
+      </w:r>
+    </w:p>
+    <w:p>
+      <w:pPr>
+        <w:tabs>
+          <w:tab w:pos="8844" w:val="right" w:leader="dot"/>
+        </w:tabs>
+        <w:spacing w:after="40"/>
+      </w:pPr>
+      <w:r>
+        <w:rPr>
+          <w:rFonts w:ascii="宋体" w:hAnsi="宋体" w:eastAsia="宋体"/>
+          <w:b/>
+          <w:color w:val="1F2A44"/>
+          <w:sz w:val="21"/>
+        </w:rPr>
+        <w:t>7 测试结论</w:t>
+      </w:r>
+      <w:r>
+        <w:tab/>
+      </w:r>
+      <w:r>
+        <w:rPr>
+          <w:rFonts w:ascii="宋体" w:hAnsi="宋体" w:eastAsia="宋体"/>
+          <w:b w:val="0"/>
+          <w:color w:val="444444"/>
+          <w:sz w:val="20"/>
+        </w:rPr>
+        <w:t>6</w:t>
       </w:r>
     </w:p>
     <w:p>
@@ -5465,6 +5717,7 @@
       </w:r>
     </w:p>
     <w:sectPr>
+      <w:footerReference w:type="default" r:id="rId9"/>
       <w:pgSz w:w="11906" w:h="16838"/>
       <w:pgMar w:top="1361" w:right="1361" w:bottom="1247" w:left="1474" w:header="720" w:footer="720" w:gutter="0"/>
       <w:cols w:space="720"/>
@@ -5472,6 +5725,54 @@
     </w:sectPr>
   </w:body>
 </w:document>
+</file>
+
+<file path=word/footer1.xml><?xml version="1.0" encoding="utf-8"?>
+<w:ftr xmlns:m="http://schemas.openxmlformats.org/officeDocument/2006/math" xmlns:mc="http://schemas.openxmlformats.org/markup-compatibility/2006" xmlns:mo="http://schemas.microsoft.com/office/mac/office/2008/main" xmlns:mv="urn:schemas-microsoft-com:mac:vml" xmlns:o="urn:schemas-microsoft-com:office:office" xmlns:r="http://schemas.openxmlformats.org/officeDocument/2006/relationships" xmlns:v="urn:schemas-microsoft-com:vml" xmlns:w10="urn:schemas-microsoft-com:office:word" xmlns:w14="http://schemas.microsoft.com/office/word/2010/wordml" xmlns:w="http://schemas.openxmlformats.org/wordprocessingml/2006/main" xmlns:wne="http://schemas.microsoft.com/office/word/2006/wordml" xmlns:wp14="http://schemas.microsoft.com/office/word/2010/wordprocessingDrawing" xmlns:wp="http://schemas.openxmlformats.org/drawingml/2006/wordprocessingDrawing" xmlns:wpc="http://schemas.microsoft.com/office/word/2010/wordprocessingCanvas" xmlns:wpg="http://schemas.microsoft.com/office/word/2010/wordprocessingGroup" xmlns:wpi="http://schemas.microsoft.com/office/word/2010/wordprocessingInk" xmlns:wps="http://schemas.microsoft.com/office/word/2010/wordprocessingShape" mc:Ignorable="w14 wp14">
+  <w:p>
+    <w:pPr>
+      <w:pStyle w:val="Footer"/>
+      <w:jc w:val="center"/>
+    </w:pPr>
+    <w:r>
+      <w:rPr>
+        <w:rFonts w:ascii="宋体" w:hAnsi="宋体" w:eastAsia="宋体"/>
+        <w:b w:val="0"/>
+        <w:color w:val="666666"/>
+        <w:sz w:val="18"/>
+      </w:rPr>
+      <w:t xml:space="preserve">第 </w:t>
+    </w:r>
+    <w:r>
+      <w:fldChar w:fldCharType="begin"/>
+      <w:instrText xml:space="preserve">PAGE</w:instrText>
+      <w:fldChar w:fldCharType="end"/>
+    </w:r>
+    <w:r>
+      <w:rPr>
+        <w:rFonts w:ascii="宋体" w:hAnsi="宋体" w:eastAsia="宋体"/>
+        <w:b w:val="0"/>
+        <w:color w:val="666666"/>
+        <w:sz w:val="18"/>
+      </w:rPr>
+      <w:t xml:space="preserve"> 页 / 共 </w:t>
+    </w:r>
+    <w:r>
+      <w:fldChar w:fldCharType="begin"/>
+      <w:instrText xml:space="preserve">NUMPAGES</w:instrText>
+      <w:fldChar w:fldCharType="end"/>
+    </w:r>
+    <w:r>
+      <w:rPr>
+        <w:rFonts w:ascii="宋体" w:hAnsi="宋体" w:eastAsia="宋体"/>
+        <w:b w:val="0"/>
+        <w:color w:val="666666"/>
+        <w:sz w:val="18"/>
+      </w:rPr>
+      <w:t xml:space="preserve"> 页</w:t>
+    </w:r>
+  </w:p>
+</w:ftr>
 </file>
 
 <file path=word/numbering.xml><?xml version="1.0" encoding="utf-8"?>

--- a/docs/3-测试报告.docx
+++ b/docs/3-测试报告.docx
@@ -270,7 +270,7 @@
           <w:color w:val="444444"/>
           <w:sz w:val="20"/>
         </w:rPr>
-        <w:t>5</w:t>
+        <w:t>6</w:t>
       </w:r>
     </w:p>
     <w:p>
@@ -328,7 +328,7 @@
           <w:color w:val="444444"/>
           <w:sz w:val="20"/>
         </w:rPr>
-        <w:t>6</w:t>
+        <w:t>7</w:t>
       </w:r>
     </w:p>
     <w:p>
@@ -2486,6 +2486,152 @@
           </w:p>
         </w:tc>
       </w:tr>
+      <w:tr>
+        <w:trPr>
+          <w:cantSplit/>
+        </w:trPr>
+        <w:tc>
+          <w:tcPr>
+            <w:tcW w:type="dxa" w:w="907"/>
+          </w:tcPr>
+          <w:p>
+            <w:pPr>
+              <w:spacing w:after="40"/>
+            </w:pPr>
+            <w:r>
+              <w:rPr>
+                <w:rFonts w:ascii="宋体" w:hAnsi="宋体" w:eastAsia="宋体"/>
+                <w:sz w:val="19"/>
+              </w:rPr>
+              <w:t>EX-11</w:t>
+            </w:r>
+          </w:p>
+        </w:tc>
+        <w:tc>
+          <w:tcPr>
+            <w:tcW w:type="dxa" w:w="2948"/>
+          </w:tcPr>
+          <w:p>
+            <w:pPr>
+              <w:spacing w:after="40"/>
+            </w:pPr>
+            <w:r>
+              <w:rPr>
+                <w:rFonts w:ascii="宋体" w:hAnsi="宋体" w:eastAsia="宋体"/>
+                <w:sz w:val="19"/>
+              </w:rPr>
+              <w:t>加权抽样</w:t>
+            </w:r>
+          </w:p>
+        </w:tc>
+        <w:tc>
+          <w:tcPr>
+            <w:tcW w:type="dxa" w:w="4082"/>
+          </w:tcPr>
+          <w:p>
+            <w:pPr>
+              <w:spacing w:after="40"/>
+            </w:pPr>
+            <w:r>
+              <w:rPr>
+                <w:rFonts w:ascii="宋体" w:hAnsi="宋体" w:eastAsia="宋体"/>
+                <w:sz w:val="19"/>
+              </w:rPr>
+              <w:t>权重 18:1 的题被抽中 38/60 次，显著高于等概率</w:t>
+            </w:r>
+          </w:p>
+        </w:tc>
+        <w:tc>
+          <w:tcPr>
+            <w:tcW w:type="dxa" w:w="1134"/>
+          </w:tcPr>
+          <w:p>
+            <w:pPr>
+              <w:spacing w:after="40"/>
+            </w:pPr>
+            <w:r>
+              <w:rPr>
+                <w:rFonts w:ascii="宋体" w:hAnsi="宋体" w:eastAsia="宋体"/>
+                <w:sz w:val="19"/>
+              </w:rPr>
+              <w:t>通过</w:t>
+            </w:r>
+          </w:p>
+        </w:tc>
+      </w:tr>
+      <w:tr>
+        <w:trPr>
+          <w:cantSplit/>
+        </w:trPr>
+        <w:tc>
+          <w:tcPr>
+            <w:tcW w:type="dxa" w:w="907"/>
+          </w:tcPr>
+          <w:p>
+            <w:pPr>
+              <w:spacing w:after="40"/>
+            </w:pPr>
+            <w:r>
+              <w:rPr>
+                <w:rFonts w:ascii="宋体" w:hAnsi="宋体" w:eastAsia="宋体"/>
+                <w:sz w:val="19"/>
+              </w:rPr>
+              <w:t>EX-12</w:t>
+            </w:r>
+          </w:p>
+        </w:tc>
+        <w:tc>
+          <w:tcPr>
+            <w:tcW w:type="dxa" w:w="2948"/>
+          </w:tcPr>
+          <w:p>
+            <w:pPr>
+              <w:spacing w:after="40"/>
+            </w:pPr>
+            <w:r>
+              <w:rPr>
+                <w:rFonts w:ascii="宋体" w:hAnsi="宋体" w:eastAsia="宋体"/>
+                <w:sz w:val="19"/>
+              </w:rPr>
+              <w:t>权重为空</w:t>
+            </w:r>
+          </w:p>
+        </w:tc>
+        <w:tc>
+          <w:tcPr>
+            <w:tcW w:type="dxa" w:w="4082"/>
+          </w:tcPr>
+          <w:p>
+            <w:pPr>
+              <w:spacing w:after="40"/>
+            </w:pPr>
+            <w:r>
+              <w:rPr>
+                <w:rFonts w:ascii="宋体" w:hAnsi="宋体" w:eastAsia="宋体"/>
+                <w:sz w:val="19"/>
+              </w:rPr>
+              <w:t>weights=None 与不传权重结果一致</w:t>
+            </w:r>
+          </w:p>
+        </w:tc>
+        <w:tc>
+          <w:tcPr>
+            <w:tcW w:type="dxa" w:w="1134"/>
+          </w:tcPr>
+          <w:p>
+            <w:pPr>
+              <w:spacing w:after="40"/>
+            </w:pPr>
+            <w:r>
+              <w:rPr>
+                <w:rFonts w:ascii="宋体" w:hAnsi="宋体" w:eastAsia="宋体"/>
+                <w:sz w:val="19"/>
+              </w:rPr>
+              <w:t>通过</w:t>
+            </w:r>
+          </w:p>
+        </w:tc>
+      </w:tr>
     </w:tbl>
     <w:p/>
     <w:p>
@@ -2499,7 +2645,7 @@
           <w:color w:val="666666"/>
           <w:sz w:val="18"/>
         </w:rPr>
-        <w:t>表 2-2 组卷系统自检结果（10/10 通过）</w:t>
+        <w:t>表 2-2 组卷系统自检结果（12/12 通过）</w:t>
       </w:r>
     </w:p>
     <w:p>
@@ -3548,6 +3694,225 @@
                 <w:sz w:val="19"/>
               </w:rPr>
               <w:t>组卷 5 题、交卷 60 分、记录已保存</w:t>
+            </w:r>
+          </w:p>
+        </w:tc>
+        <w:tc>
+          <w:tcPr>
+            <w:tcW w:type="dxa" w:w="1134"/>
+          </w:tcPr>
+          <w:p>
+            <w:pPr>
+              <w:spacing w:after="40"/>
+            </w:pPr>
+            <w:r>
+              <w:rPr>
+                <w:rFonts w:ascii="宋体" w:hAnsi="宋体" w:eastAsia="宋体"/>
+                <w:sz w:val="19"/>
+              </w:rPr>
+              <w:t>通过</w:t>
+            </w:r>
+          </w:p>
+        </w:tc>
+      </w:tr>
+      <w:tr>
+        <w:trPr>
+          <w:cantSplit/>
+        </w:trPr>
+        <w:tc>
+          <w:tcPr>
+            <w:tcW w:type="dxa" w:w="907"/>
+          </w:tcPr>
+          <w:p>
+            <w:pPr>
+              <w:spacing w:after="40"/>
+            </w:pPr>
+            <w:r>
+              <w:rPr>
+                <w:rFonts w:ascii="宋体" w:hAnsi="宋体" w:eastAsia="宋体"/>
+                <w:sz w:val="19"/>
+              </w:rPr>
+              <w:t>IT-14</w:t>
+            </w:r>
+          </w:p>
+        </w:tc>
+        <w:tc>
+          <w:tcPr>
+            <w:tcW w:type="dxa" w:w="2948"/>
+          </w:tcPr>
+          <w:p>
+            <w:pPr>
+              <w:spacing w:after="40"/>
+            </w:pPr>
+            <w:r>
+              <w:rPr>
+                <w:rFonts w:ascii="宋体" w:hAnsi="宋体" w:eastAsia="宋体"/>
+                <w:sz w:val="19"/>
+              </w:rPr>
+              <w:t>题目搜索</w:t>
+            </w:r>
+          </w:p>
+        </w:tc>
+        <w:tc>
+          <w:tcPr>
+            <w:tcW w:type="dxa" w:w="4082"/>
+          </w:tcPr>
+          <w:p>
+            <w:pPr>
+              <w:spacing w:after="40"/>
+            </w:pPr>
+            <w:r>
+              <w:rPr>
+                <w:rFonts w:ascii="宋体" w:hAnsi="宋体" w:eastAsia="宋体"/>
+                <w:sz w:val="19"/>
+              </w:rPr>
+              <w:t>搜「回文」命中 2 题，且题目都含关键词</w:t>
+            </w:r>
+          </w:p>
+        </w:tc>
+        <w:tc>
+          <w:tcPr>
+            <w:tcW w:type="dxa" w:w="1134"/>
+          </w:tcPr>
+          <w:p>
+            <w:pPr>
+              <w:spacing w:after="40"/>
+            </w:pPr>
+            <w:r>
+              <w:rPr>
+                <w:rFonts w:ascii="宋体" w:hAnsi="宋体" w:eastAsia="宋体"/>
+                <w:sz w:val="19"/>
+              </w:rPr>
+              <w:t>通过</w:t>
+            </w:r>
+          </w:p>
+        </w:tc>
+      </w:tr>
+      <w:tr>
+        <w:trPr>
+          <w:cantSplit/>
+        </w:trPr>
+        <w:tc>
+          <w:tcPr>
+            <w:tcW w:type="dxa" w:w="907"/>
+          </w:tcPr>
+          <w:p>
+            <w:pPr>
+              <w:spacing w:after="40"/>
+            </w:pPr>
+            <w:r>
+              <w:rPr>
+                <w:rFonts w:ascii="宋体" w:hAnsi="宋体" w:eastAsia="宋体"/>
+                <w:sz w:val="19"/>
+              </w:rPr>
+              <w:t>IT-15</w:t>
+            </w:r>
+          </w:p>
+        </w:tc>
+        <w:tc>
+          <w:tcPr>
+            <w:tcW w:type="dxa" w:w="2948"/>
+          </w:tcPr>
+          <w:p>
+            <w:pPr>
+              <w:spacing w:after="40"/>
+            </w:pPr>
+            <w:r>
+              <w:rPr>
+                <w:rFonts w:ascii="宋体" w:hAnsi="宋体" w:eastAsia="宋体"/>
+                <w:sz w:val="19"/>
+              </w:rPr>
+              <w:t>导出学习报告</w:t>
+            </w:r>
+          </w:p>
+        </w:tc>
+        <w:tc>
+          <w:tcPr>
+            <w:tcW w:type="dxa" w:w="4082"/>
+          </w:tcPr>
+          <w:p>
+            <w:pPr>
+              <w:spacing w:after="40"/>
+            </w:pPr>
+            <w:r>
+              <w:rPr>
+                <w:rFonts w:ascii="宋体" w:hAnsi="宋体" w:eastAsia="宋体"/>
+                <w:sz w:val="19"/>
+              </w:rPr>
+              <w:t>生成 CSV，含汇总/组卷记录/逐题明细</w:t>
+            </w:r>
+          </w:p>
+        </w:tc>
+        <w:tc>
+          <w:tcPr>
+            <w:tcW w:type="dxa" w:w="1134"/>
+          </w:tcPr>
+          <w:p>
+            <w:pPr>
+              <w:spacing w:after="40"/>
+            </w:pPr>
+            <w:r>
+              <w:rPr>
+                <w:rFonts w:ascii="宋体" w:hAnsi="宋体" w:eastAsia="宋体"/>
+                <w:sz w:val="19"/>
+              </w:rPr>
+              <w:t>通过</w:t>
+            </w:r>
+          </w:p>
+        </w:tc>
+      </w:tr>
+      <w:tr>
+        <w:trPr>
+          <w:cantSplit/>
+        </w:trPr>
+        <w:tc>
+          <w:tcPr>
+            <w:tcW w:type="dxa" w:w="907"/>
+          </w:tcPr>
+          <w:p>
+            <w:pPr>
+              <w:spacing w:after="40"/>
+            </w:pPr>
+            <w:r>
+              <w:rPr>
+                <w:rFonts w:ascii="宋体" w:hAnsi="宋体" w:eastAsia="宋体"/>
+                <w:sz w:val="19"/>
+              </w:rPr>
+              <w:t>IT-16</w:t>
+            </w:r>
+          </w:p>
+        </w:tc>
+        <w:tc>
+          <w:tcPr>
+            <w:tcW w:type="dxa" w:w="2948"/>
+          </w:tcPr>
+          <w:p>
+            <w:pPr>
+              <w:spacing w:after="40"/>
+            </w:pPr>
+            <w:r>
+              <w:rPr>
+                <w:rFonts w:ascii="宋体" w:hAnsi="宋体" w:eastAsia="宋体"/>
+                <w:sz w:val="19"/>
+              </w:rPr>
+              <w:t>自定义题库导入</w:t>
+            </w:r>
+          </w:p>
+        </w:tc>
+        <w:tc>
+          <w:tcPr>
+            <w:tcW w:type="dxa" w:w="4082"/>
+          </w:tcPr>
+          <w:p>
+            <w:pPr>
+              <w:spacing w:after="40"/>
+            </w:pPr>
+            <w:r>
+              <w:rPr>
+                <w:rFonts w:ascii="宋体" w:hAnsi="宋体" w:eastAsia="宋体"/>
+                <w:sz w:val="19"/>
+              </w:rPr>
+              <w:t>导入后出现自定义章节，删除后恢复</w:t>
             </w:r>
           </w:p>
         </w:tc>
@@ -5701,7 +6066,19 @@
           <w:rFonts w:ascii="宋体" w:hAnsi="宋体" w:eastAsia="宋体"/>
           <w:sz w:val="21"/>
         </w:rPr>
-        <w:t>组卷系统：10 项自检 + 界面流程（组卷/计时/交卷/超时）全部通过。</w:t>
+        <w:t>组卷系统：12 项自检（含加权抽样）+ 界面流程（组卷/计时/交卷/超时）全部通过。</w:t>
+      </w:r>
+    </w:p>
+    <w:p>
+      <w:pPr>
+        <w:pStyle w:val="ListBullet"/>
+      </w:pPr>
+      <w:r>
+        <w:rPr>
+          <w:rFonts w:ascii="宋体" w:hAnsi="宋体" w:eastAsia="宋体"/>
+          <w:sz w:val="21"/>
+        </w:rPr>
+        <w:t>本轮新增功能：按错题加权组卷、题目搜索（Ctrl+F）、导出学习报告 CSV、自定义题库导入，均有对应测试。</w:t>
       </w:r>
     </w:p>
     <w:p>
